--- a/04_Manuscripts/Not_All_Social_Determinants_Travel_20260627.docx
+++ b/04_Manuscripts/Not_All_Social_Determinants_Travel_20260627.docx
@@ -2400,7 +2400,7 @@
         </w:r>
       </w:hyperlink>
       <w:r>
-        <w:t>. Analysis scripts and the integrated dataset are archived on GitHub (https://github.com/haruki00430/NDB_XXX_diabetes_unemployment) and on Zenodo (DOI to be assigned upon repository release).</w:t>
+        <w:t>. Analysis scripts and the integrated dataset are archived on GitHub (https://github.com/haruki00430/ndb-unemployment-diabetes-japan) and on Zenodo (https://doi.org/10.5281/zenodo.20949288).</w:t>
       </w:r>
     </w:p>
     <w:bookmarkEnd w:id="29"/>
